--- a/_materials/dogovor-pacienta/out/Памятка-администратору-какой-документ-когда.docx
+++ b/_materials/dogovor-pacienta/out/Памятка-администратору-какой-документ-когда.docx
@@ -107,15 +107,15 @@
         <w:tblLook w:firstColumn="1" w:firstRow="1" w:lastColumn="0" w:lastRow="0" w:noHBand="0" w:noVBand="1" w:val="04A0"/>
       </w:tblPr>
       <w:tblGrid>
-        <w:gridCol w:w="2381"/>
-        <w:gridCol w:w="3969"/>
-        <w:gridCol w:w="2494"/>
-        <w:gridCol w:w="6123"/>
+        <w:gridCol w:w="2154"/>
+        <w:gridCol w:w="3628"/>
+        <w:gridCol w:w="2268"/>
+        <w:gridCol w:w="5669"/>
       </w:tblGrid>
       <w:tr>
         <w:tc>
           <w:tcPr>
-            <w:tcW w:type="dxa" w:w="2381"/>
+            <w:tcW w:type="dxa" w:w="2154"/>
           </w:tcPr>
           <w:p>
             <w:pPr>
@@ -136,7 +136,7 @@
         </w:tc>
         <w:tc>
           <w:tcPr>
-            <w:tcW w:type="dxa" w:w="3969"/>
+            <w:tcW w:type="dxa" w:w="3628"/>
           </w:tcPr>
           <w:p>
             <w:pPr>
@@ -157,7 +157,7 @@
         </w:tc>
         <w:tc>
           <w:tcPr>
-            <w:tcW w:type="dxa" w:w="2494"/>
+            <w:tcW w:type="dxa" w:w="2268"/>
           </w:tcPr>
           <w:p>
             <w:pPr>
@@ -178,7 +178,7 @@
         </w:tc>
         <w:tc>
           <w:tcPr>
-            <w:tcW w:type="dxa" w:w="6123"/>
+            <w:tcW w:type="dxa" w:w="5669"/>
           </w:tcPr>
           <w:p>
             <w:pPr>
@@ -204,7 +204,7 @@
         </w:trPr>
         <w:tc>
           <w:tcPr>
-            <w:tcW w:type="dxa" w:w="2381"/>
+            <w:tcW w:type="dxa" w:w="2154"/>
           </w:tcPr>
           <w:p>
             <w:pPr>
@@ -224,7 +224,7 @@
         </w:tc>
         <w:tc>
           <w:tcPr>
-            <w:tcW w:type="dxa" w:w="3969"/>
+            <w:tcW w:type="dxa" w:w="3628"/>
           </w:tcPr>
           <w:p>
             <w:pPr>
@@ -244,7 +244,7 @@
         </w:tc>
         <w:tc>
           <w:tcPr>
-            <w:tcW w:type="dxa" w:w="2494"/>
+            <w:tcW w:type="dxa" w:w="2268"/>
           </w:tcPr>
           <w:p>
             <w:pPr>
@@ -264,7 +264,7 @@
         </w:tc>
         <w:tc>
           <w:tcPr>
-            <w:tcW w:type="dxa" w:w="6123"/>
+            <w:tcW w:type="dxa" w:w="5669"/>
           </w:tcPr>
           <w:p>
             <w:pPr>
@@ -289,7 +289,7 @@
         </w:trPr>
         <w:tc>
           <w:tcPr>
-            <w:tcW w:type="dxa" w:w="2381"/>
+            <w:tcW w:type="dxa" w:w="2154"/>
           </w:tcPr>
           <w:p>
             <w:pPr>
@@ -309,7 +309,7 @@
         </w:tc>
         <w:tc>
           <w:tcPr>
-            <w:tcW w:type="dxa" w:w="3969"/>
+            <w:tcW w:type="dxa" w:w="3628"/>
           </w:tcPr>
           <w:p>
             <w:pPr>
@@ -329,7 +329,7 @@
         </w:tc>
         <w:tc>
           <w:tcPr>
-            <w:tcW w:type="dxa" w:w="2494"/>
+            <w:tcW w:type="dxa" w:w="2268"/>
           </w:tcPr>
           <w:p>
             <w:pPr>
@@ -349,7 +349,7 @@
         </w:tc>
         <w:tc>
           <w:tcPr>
-            <w:tcW w:type="dxa" w:w="6123"/>
+            <w:tcW w:type="dxa" w:w="5669"/>
           </w:tcPr>
           <w:p>
             <w:pPr>
@@ -374,7 +374,7 @@
         </w:trPr>
         <w:tc>
           <w:tcPr>
-            <w:tcW w:type="dxa" w:w="2381"/>
+            <w:tcW w:type="dxa" w:w="2154"/>
           </w:tcPr>
           <w:p>
             <w:pPr>
@@ -394,7 +394,7 @@
         </w:tc>
         <w:tc>
           <w:tcPr>
-            <w:tcW w:type="dxa" w:w="3969"/>
+            <w:tcW w:type="dxa" w:w="3628"/>
           </w:tcPr>
           <w:p>
             <w:pPr>
@@ -414,7 +414,7 @@
         </w:tc>
         <w:tc>
           <w:tcPr>
-            <w:tcW w:type="dxa" w:w="2494"/>
+            <w:tcW w:type="dxa" w:w="2268"/>
           </w:tcPr>
           <w:p>
             <w:pPr>
@@ -434,7 +434,7 @@
         </w:tc>
         <w:tc>
           <w:tcPr>
-            <w:tcW w:type="dxa" w:w="6123"/>
+            <w:tcW w:type="dxa" w:w="5669"/>
           </w:tcPr>
           <w:p>
             <w:pPr>
@@ -459,7 +459,7 @@
         </w:trPr>
         <w:tc>
           <w:tcPr>
-            <w:tcW w:type="dxa" w:w="2381"/>
+            <w:tcW w:type="dxa" w:w="2154"/>
           </w:tcPr>
           <w:p>
             <w:pPr>
@@ -479,7 +479,7 @@
         </w:tc>
         <w:tc>
           <w:tcPr>
-            <w:tcW w:type="dxa" w:w="3969"/>
+            <w:tcW w:type="dxa" w:w="3628"/>
           </w:tcPr>
           <w:p>
             <w:pPr>
@@ -499,7 +499,7 @@
         </w:tc>
         <w:tc>
           <w:tcPr>
-            <w:tcW w:type="dxa" w:w="2494"/>
+            <w:tcW w:type="dxa" w:w="2268"/>
           </w:tcPr>
           <w:p>
             <w:pPr>
@@ -519,7 +519,7 @@
         </w:tc>
         <w:tc>
           <w:tcPr>
-            <w:tcW w:type="dxa" w:w="6123"/>
+            <w:tcW w:type="dxa" w:w="5669"/>
           </w:tcPr>
           <w:p>
             <w:pPr>
@@ -544,7 +544,7 @@
         </w:trPr>
         <w:tc>
           <w:tcPr>
-            <w:tcW w:type="dxa" w:w="2381"/>
+            <w:tcW w:type="dxa" w:w="2154"/>
           </w:tcPr>
           <w:p>
             <w:pPr>
@@ -564,7 +564,7 @@
         </w:tc>
         <w:tc>
           <w:tcPr>
-            <w:tcW w:type="dxa" w:w="3969"/>
+            <w:tcW w:type="dxa" w:w="3628"/>
           </w:tcPr>
           <w:p>
             <w:pPr>
@@ -584,7 +584,7 @@
         </w:tc>
         <w:tc>
           <w:tcPr>
-            <w:tcW w:type="dxa" w:w="2494"/>
+            <w:tcW w:type="dxa" w:w="2268"/>
           </w:tcPr>
           <w:p>
             <w:pPr>
@@ -604,7 +604,7 @@
         </w:tc>
         <w:tc>
           <w:tcPr>
-            <w:tcW w:type="dxa" w:w="6123"/>
+            <w:tcW w:type="dxa" w:w="5669"/>
           </w:tcPr>
           <w:p>
             <w:pPr>
@@ -629,7 +629,7 @@
         </w:trPr>
         <w:tc>
           <w:tcPr>
-            <w:tcW w:type="dxa" w:w="2381"/>
+            <w:tcW w:type="dxa" w:w="2154"/>
           </w:tcPr>
           <w:p>
             <w:pPr>
@@ -649,7 +649,7 @@
         </w:tc>
         <w:tc>
           <w:tcPr>
-            <w:tcW w:type="dxa" w:w="3969"/>
+            <w:tcW w:type="dxa" w:w="3628"/>
           </w:tcPr>
           <w:p>
             <w:pPr>
@@ -669,7 +669,7 @@
         </w:tc>
         <w:tc>
           <w:tcPr>
-            <w:tcW w:type="dxa" w:w="2494"/>
+            <w:tcW w:type="dxa" w:w="2268"/>
           </w:tcPr>
           <w:p>
             <w:pPr>
@@ -689,7 +689,7 @@
         </w:tc>
         <w:tc>
           <w:tcPr>
-            <w:tcW w:type="dxa" w:w="6123"/>
+            <w:tcW w:type="dxa" w:w="5669"/>
           </w:tcPr>
           <w:p>
             <w:pPr>
@@ -714,7 +714,7 @@
         </w:trPr>
         <w:tc>
           <w:tcPr>
-            <w:tcW w:type="dxa" w:w="2381"/>
+            <w:tcW w:type="dxa" w:w="2154"/>
           </w:tcPr>
           <w:p>
             <w:pPr>
@@ -734,7 +734,7 @@
         </w:tc>
         <w:tc>
           <w:tcPr>
-            <w:tcW w:type="dxa" w:w="3969"/>
+            <w:tcW w:type="dxa" w:w="3628"/>
           </w:tcPr>
           <w:p>
             <w:pPr>
@@ -754,7 +754,7 @@
         </w:tc>
         <w:tc>
           <w:tcPr>
-            <w:tcW w:type="dxa" w:w="2494"/>
+            <w:tcW w:type="dxa" w:w="2268"/>
           </w:tcPr>
           <w:p>
             <w:pPr>
@@ -774,7 +774,7 @@
         </w:tc>
         <w:tc>
           <w:tcPr>
-            <w:tcW w:type="dxa" w:w="6123"/>
+            <w:tcW w:type="dxa" w:w="5669"/>
           </w:tcPr>
           <w:p>
             <w:pPr>
@@ -799,7 +799,7 @@
         </w:trPr>
         <w:tc>
           <w:tcPr>
-            <w:tcW w:type="dxa" w:w="2381"/>
+            <w:tcW w:type="dxa" w:w="2154"/>
           </w:tcPr>
           <w:p>
             <w:pPr>
@@ -819,7 +819,7 @@
         </w:tc>
         <w:tc>
           <w:tcPr>
-            <w:tcW w:type="dxa" w:w="3969"/>
+            <w:tcW w:type="dxa" w:w="3628"/>
           </w:tcPr>
           <w:p>
             <w:pPr>
@@ -839,7 +839,7 @@
         </w:tc>
         <w:tc>
           <w:tcPr>
-            <w:tcW w:type="dxa" w:w="2494"/>
+            <w:tcW w:type="dxa" w:w="2268"/>
           </w:tcPr>
           <w:p>
             <w:pPr>
@@ -859,7 +859,7 @@
         </w:tc>
         <w:tc>
           <w:tcPr>
-            <w:tcW w:type="dxa" w:w="6123"/>
+            <w:tcW w:type="dxa" w:w="5669"/>
           </w:tcPr>
           <w:p>
             <w:pPr>
@@ -884,7 +884,177 @@
         </w:trPr>
         <w:tc>
           <w:tcPr>
-            <w:tcW w:type="dxa" w:w="2381"/>
+            <w:tcW w:type="dxa" w:w="2154"/>
+          </w:tcPr>
+          <w:p>
+            <w:pPr>
+              <w:spacing w:after="0"/>
+            </w:pPr>
+            <w:r/>
+            <w:r>
+              <w:rPr>
+                <w:rFonts w:ascii="Times New Roman" w:hAnsi="Times New Roman" w:eastAsia="Times New Roman"/>
+                <w:b w:val="0"/>
+                <w:i w:val="0"/>
+                <w:sz w:val="18"/>
+              </w:rPr>
+              <w:t>Ребёнка привёл не родитель</w:t>
+            </w:r>
+          </w:p>
+        </w:tc>
+        <w:tc>
+          <w:tcPr>
+            <w:tcW w:type="dxa" w:w="3628"/>
+          </w:tcPr>
+          <w:p>
+            <w:pPr>
+              <w:spacing w:after="0"/>
+            </w:pPr>
+            <w:r/>
+            <w:r>
+              <w:rPr>
+                <w:rFonts w:ascii="Times New Roman" w:hAnsi="Times New Roman" w:eastAsia="Times New Roman"/>
+                <w:b w:val="0"/>
+                <w:i w:val="0"/>
+                <w:sz w:val="18"/>
+              </w:rPr>
+              <w:t>Согласие законного представителя на сопровождение ребёнка</w:t>
+            </w:r>
+          </w:p>
+        </w:tc>
+        <w:tc>
+          <w:tcPr>
+            <w:tcW w:type="dxa" w:w="2268"/>
+          </w:tcPr>
+          <w:p>
+            <w:pPr>
+              <w:spacing w:after="0"/>
+            </w:pPr>
+            <w:r/>
+            <w:r>
+              <w:rPr>
+                <w:rFonts w:ascii="Times New Roman" w:hAnsi="Times New Roman" w:eastAsia="Times New Roman"/>
+                <w:b w:val="0"/>
+                <w:i w:val="0"/>
+                <w:sz w:val="18"/>
+              </w:rPr>
+              <w:t>Родитель (заранее), сопровождающий — ознакомление</w:t>
+            </w:r>
+          </w:p>
+        </w:tc>
+        <w:tc>
+          <w:tcPr>
+            <w:tcW w:type="dxa" w:w="5669"/>
+          </w:tcPr>
+          <w:p>
+            <w:pPr>
+              <w:spacing w:after="0"/>
+            </w:pPr>
+            <w:r/>
+            <w:r>
+              <w:rPr>
+                <w:rFonts w:ascii="Times New Roman" w:hAnsi="Times New Roman" w:eastAsia="Times New Roman"/>
+                <w:b w:val="0"/>
+                <w:i w:val="0"/>
+                <w:sz w:val="18"/>
+              </w:rPr>
+              <w:t>Бабушка и няня законными представителями не являются: без этого бланка плановое лечение ребёнка до 15 лет незаконно</w:t>
+            </w:r>
+          </w:p>
+        </w:tc>
+      </w:tr>
+      <w:tr>
+        <w:trPr>
+          <w:trHeight w:val="340"/>
+        </w:trPr>
+        <w:tc>
+          <w:tcPr>
+            <w:tcW w:type="dxa" w:w="2154"/>
+          </w:tcPr>
+          <w:p>
+            <w:pPr>
+              <w:spacing w:after="0"/>
+            </w:pPr>
+            <w:r/>
+            <w:r>
+              <w:rPr>
+                <w:rFonts w:ascii="Times New Roman" w:hAnsi="Times New Roman" w:eastAsia="Times New Roman"/>
+                <w:b w:val="0"/>
+                <w:i w:val="0"/>
+                <w:sz w:val="18"/>
+              </w:rPr>
+              <w:t>Приём ребёнка</w:t>
+            </w:r>
+          </w:p>
+        </w:tc>
+        <w:tc>
+          <w:tcPr>
+            <w:tcW w:type="dxa" w:w="3628"/>
+          </w:tcPr>
+          <w:p>
+            <w:pPr>
+              <w:spacing w:after="0"/>
+            </w:pPr>
+            <w:r/>
+            <w:r>
+              <w:rPr>
+                <w:rFonts w:ascii="Times New Roman" w:hAnsi="Times New Roman" w:eastAsia="Times New Roman"/>
+                <w:b w:val="0"/>
+                <w:i w:val="0"/>
+                <w:sz w:val="18"/>
+              </w:rPr>
+              <w:t>ИДС на стоматологическое лечение ребёнка</w:t>
+            </w:r>
+          </w:p>
+        </w:tc>
+        <w:tc>
+          <w:tcPr>
+            <w:tcW w:type="dxa" w:w="2268"/>
+          </w:tcPr>
+          <w:p>
+            <w:pPr>
+              <w:spacing w:after="0"/>
+            </w:pPr>
+            <w:r/>
+            <w:r>
+              <w:rPr>
+                <w:rFonts w:ascii="Times New Roman" w:hAnsi="Times New Roman" w:eastAsia="Times New Roman"/>
+                <w:b w:val="0"/>
+                <w:i w:val="0"/>
+                <w:sz w:val="18"/>
+              </w:rPr>
+              <w:t>До 15 лет — законный представитель; с 15 лет — сам подросток</w:t>
+            </w:r>
+          </w:p>
+        </w:tc>
+        <w:tc>
+          <w:tcPr>
+            <w:tcW w:type="dxa" w:w="5669"/>
+          </w:tcPr>
+          <w:p>
+            <w:pPr>
+              <w:spacing w:after="0"/>
+            </w:pPr>
+            <w:r/>
+            <w:r>
+              <w:rPr>
+                <w:rFonts w:ascii="Times New Roman" w:hAnsi="Times New Roman" w:eastAsia="Times New Roman"/>
+                <w:b w:val="0"/>
+                <w:i w:val="0"/>
+                <w:sz w:val="18"/>
+              </w:rPr>
+              <w:t>ч. 2 ст. 20 и ч. 2 ст. 54 № 323-ФЗ. Родителю информация о здоровье подростка доступна до его 18-летия (ч. 2 ст. 22)</w:t>
+            </w:r>
+          </w:p>
+        </w:tc>
+      </w:tr>
+      <w:tr>
+        <w:trPr>
+          <w:trHeight w:val="340"/>
+        </w:trPr>
+        <w:tc>
+          <w:tcPr>
+            <w:tcW w:type="dxa" w:w="2154"/>
           </w:tcPr>
           <w:p>
             <w:pPr>
@@ -904,7 +1074,7 @@
         </w:tc>
         <w:tc>
           <w:tcPr>
-            <w:tcW w:type="dxa" w:w="3969"/>
+            <w:tcW w:type="dxa" w:w="3628"/>
           </w:tcPr>
           <w:p>
             <w:pPr>
@@ -924,7 +1094,7 @@
         </w:tc>
         <w:tc>
           <w:tcPr>
-            <w:tcW w:type="dxa" w:w="2494"/>
+            <w:tcW w:type="dxa" w:w="2268"/>
           </w:tcPr>
           <w:p>
             <w:pPr>
@@ -944,7 +1114,7 @@
         </w:tc>
         <w:tc>
           <w:tcPr>
-            <w:tcW w:type="dxa" w:w="6123"/>
+            <w:tcW w:type="dxa" w:w="5669"/>
           </w:tcPr>
           <w:p>
             <w:pPr>
@@ -969,7 +1139,7 @@
         </w:trPr>
         <w:tc>
           <w:tcPr>
-            <w:tcW w:type="dxa" w:w="2381"/>
+            <w:tcW w:type="dxa" w:w="2154"/>
           </w:tcPr>
           <w:p>
             <w:pPr>
@@ -989,7 +1159,7 @@
         </w:tc>
         <w:tc>
           <w:tcPr>
-            <w:tcW w:type="dxa" w:w="3969"/>
+            <w:tcW w:type="dxa" w:w="3628"/>
           </w:tcPr>
           <w:p>
             <w:pPr>
@@ -1009,7 +1179,7 @@
         </w:tc>
         <w:tc>
           <w:tcPr>
-            <w:tcW w:type="dxa" w:w="2494"/>
+            <w:tcW w:type="dxa" w:w="2268"/>
           </w:tcPr>
           <w:p>
             <w:pPr>
@@ -1029,7 +1199,7 @@
         </w:tc>
         <w:tc>
           <w:tcPr>
-            <w:tcW w:type="dxa" w:w="6123"/>
+            <w:tcW w:type="dxa" w:w="5669"/>
           </w:tcPr>
           <w:p>
             <w:pPr>
@@ -1054,7 +1224,7 @@
         </w:trPr>
         <w:tc>
           <w:tcPr>
-            <w:tcW w:type="dxa" w:w="2381"/>
+            <w:tcW w:type="dxa" w:w="2154"/>
           </w:tcPr>
           <w:p>
             <w:pPr>
@@ -1074,7 +1244,7 @@
         </w:tc>
         <w:tc>
           <w:tcPr>
-            <w:tcW w:type="dxa" w:w="3969"/>
+            <w:tcW w:type="dxa" w:w="3628"/>
           </w:tcPr>
           <w:p>
             <w:pPr>
@@ -1094,7 +1264,7 @@
         </w:tc>
         <w:tc>
           <w:tcPr>
-            <w:tcW w:type="dxa" w:w="2494"/>
+            <w:tcW w:type="dxa" w:w="2268"/>
           </w:tcPr>
           <w:p>
             <w:pPr>
@@ -1114,7 +1284,7 @@
         </w:tc>
         <w:tc>
           <w:tcPr>
-            <w:tcW w:type="dxa" w:w="6123"/>
+            <w:tcW w:type="dxa" w:w="5669"/>
           </w:tcPr>
           <w:p>
             <w:pPr>
@@ -1139,7 +1309,7 @@
         </w:trPr>
         <w:tc>
           <w:tcPr>
-            <w:tcW w:type="dxa" w:w="2381"/>
+            <w:tcW w:type="dxa" w:w="2154"/>
           </w:tcPr>
           <w:p>
             <w:pPr>
@@ -1159,7 +1329,7 @@
         </w:tc>
         <w:tc>
           <w:tcPr>
-            <w:tcW w:type="dxa" w:w="3969"/>
+            <w:tcW w:type="dxa" w:w="3628"/>
           </w:tcPr>
           <w:p>
             <w:pPr>
@@ -1179,7 +1349,7 @@
         </w:tc>
         <w:tc>
           <w:tcPr>
-            <w:tcW w:type="dxa" w:w="2494"/>
+            <w:tcW w:type="dxa" w:w="2268"/>
           </w:tcPr>
           <w:p>
             <w:pPr>
@@ -1199,7 +1369,7 @@
         </w:tc>
         <w:tc>
           <w:tcPr>
-            <w:tcW w:type="dxa" w:w="6123"/>
+            <w:tcW w:type="dxa" w:w="5669"/>
           </w:tcPr>
           <w:p>
             <w:pPr>
@@ -1224,7 +1394,7 @@
         </w:trPr>
         <w:tc>
           <w:tcPr>
-            <w:tcW w:type="dxa" w:w="2381"/>
+            <w:tcW w:type="dxa" w:w="2154"/>
           </w:tcPr>
           <w:p>
             <w:pPr>
@@ -1244,7 +1414,7 @@
         </w:tc>
         <w:tc>
           <w:tcPr>
-            <w:tcW w:type="dxa" w:w="3969"/>
+            <w:tcW w:type="dxa" w:w="3628"/>
           </w:tcPr>
           <w:p>
             <w:pPr>
@@ -1264,7 +1434,7 @@
         </w:tc>
         <w:tc>
           <w:tcPr>
-            <w:tcW w:type="dxa" w:w="2494"/>
+            <w:tcW w:type="dxa" w:w="2268"/>
           </w:tcPr>
           <w:p>
             <w:pPr>
@@ -1284,7 +1454,7 @@
         </w:tc>
         <w:tc>
           <w:tcPr>
-            <w:tcW w:type="dxa" w:w="6123"/>
+            <w:tcW w:type="dxa" w:w="5669"/>
           </w:tcPr>
           <w:p>
             <w:pPr>
@@ -1309,7 +1479,7 @@
         </w:trPr>
         <w:tc>
           <w:tcPr>
-            <w:tcW w:type="dxa" w:w="2381"/>
+            <w:tcW w:type="dxa" w:w="2154"/>
           </w:tcPr>
           <w:p>
             <w:pPr>
@@ -1329,7 +1499,7 @@
         </w:tc>
         <w:tc>
           <w:tcPr>
-            <w:tcW w:type="dxa" w:w="3969"/>
+            <w:tcW w:type="dxa" w:w="3628"/>
           </w:tcPr>
           <w:p>
             <w:pPr>
@@ -1349,7 +1519,7 @@
         </w:tc>
         <w:tc>
           <w:tcPr>
-            <w:tcW w:type="dxa" w:w="2494"/>
+            <w:tcW w:type="dxa" w:w="2268"/>
           </w:tcPr>
           <w:p>
             <w:pPr>
@@ -1369,7 +1539,7 @@
         </w:tc>
         <w:tc>
           <w:tcPr>
-            <w:tcW w:type="dxa" w:w="6123"/>
+            <w:tcW w:type="dxa" w:w="5669"/>
           </w:tcPr>
           <w:p>
             <w:pPr>
@@ -1394,7 +1564,7 @@
         </w:trPr>
         <w:tc>
           <w:tcPr>
-            <w:tcW w:type="dxa" w:w="2381"/>
+            <w:tcW w:type="dxa" w:w="2154"/>
           </w:tcPr>
           <w:p>
             <w:pPr>
@@ -1414,7 +1584,7 @@
         </w:tc>
         <w:tc>
           <w:tcPr>
-            <w:tcW w:type="dxa" w:w="3969"/>
+            <w:tcW w:type="dxa" w:w="3628"/>
           </w:tcPr>
           <w:p>
             <w:pPr>
@@ -1434,7 +1604,7 @@
         </w:tc>
         <w:tc>
           <w:tcPr>
-            <w:tcW w:type="dxa" w:w="2494"/>
+            <w:tcW w:type="dxa" w:w="2268"/>
           </w:tcPr>
           <w:p>
             <w:pPr>
@@ -1454,7 +1624,7 @@
         </w:tc>
         <w:tc>
           <w:tcPr>
-            <w:tcW w:type="dxa" w:w="6123"/>
+            <w:tcW w:type="dxa" w:w="5669"/>
           </w:tcPr>
           <w:p>
             <w:pPr>
@@ -1941,6 +2111,54 @@
           <w:i w:val="0"/>
           <w:sz w:val="20"/>
         </w:rPr>
+        <w:t>Ребёнка до 15 лет привела бабушка без письменного согласия родителя — лечение проведено без законного согласия, и любая претензия будет выигрышной для семьи.</w:t>
+      </w:r>
+    </w:p>
+    <w:p>
+      <w:pPr>
+        <w:spacing w:after="40"/>
+        <w:ind w:left="454" w:hanging="227"/>
+      </w:pPr>
+      <w:r>
+        <w:rPr>
+          <w:rFonts w:ascii="Times New Roman" w:hAnsi="Times New Roman" w:eastAsia="Times New Roman"/>
+          <w:b w:val="0"/>
+          <w:i w:val="0"/>
+          <w:sz w:val="20"/>
+        </w:rPr>
+        <w:t xml:space="preserve">— </w:t>
+      </w:r>
+      <w:r>
+        <w:rPr>
+          <w:rFonts w:ascii="Times New Roman" w:hAnsi="Times New Roman" w:eastAsia="Times New Roman"/>
+          <w:b w:val="0"/>
+          <w:i w:val="0"/>
+          <w:sz w:val="20"/>
+        </w:rPr>
+        <w:t>С 15 лет подросток подписывает согласие сам — подпись родителя вместо него не заменяет его собственную.</w:t>
+      </w:r>
+    </w:p>
+    <w:p>
+      <w:pPr>
+        <w:spacing w:after="40"/>
+        <w:ind w:left="454" w:hanging="227"/>
+      </w:pPr>
+      <w:r>
+        <w:rPr>
+          <w:rFonts w:ascii="Times New Roman" w:hAnsi="Times New Roman" w:eastAsia="Times New Roman"/>
+          <w:b w:val="0"/>
+          <w:i w:val="0"/>
+          <w:sz w:val="20"/>
+        </w:rPr>
+        <w:t xml:space="preserve">— </w:t>
+      </w:r>
+      <w:r>
+        <w:rPr>
+          <w:rFonts w:ascii="Times New Roman" w:hAnsi="Times New Roman" w:eastAsia="Times New Roman"/>
+          <w:b w:val="0"/>
+          <w:i w:val="0"/>
+          <w:sz w:val="20"/>
+        </w:rPr>
         <w:t>Отказ пациента от части лечения не оформлен письменно — гарантийные ограничения потом не применить.</w:t>
       </w:r>
     </w:p>

--- a/_materials/dogovor-pacienta/out/Памятка-администратору-какой-документ-когда.docx
+++ b/_materials/dogovor-pacienta/out/Памятка-администратору-какой-документ-когда.docx
@@ -1643,6 +1643,516 @@
           </w:p>
         </w:tc>
       </w:tr>
+      <w:tr>
+        <w:trPr>
+          <w:trHeight w:val="340"/>
+        </w:trPr>
+        <w:tc>
+          <w:tcPr>
+            <w:tcW w:type="dxa" w:w="2154"/>
+          </w:tcPr>
+          <w:p>
+            <w:pPr>
+              <w:spacing w:after="0"/>
+            </w:pPr>
+            <w:r/>
+            <w:r>
+              <w:rPr>
+                <w:rFonts w:ascii="Times New Roman" w:hAnsi="Times New Roman" w:eastAsia="Times New Roman"/>
+                <w:b w:val="0"/>
+                <w:i w:val="0"/>
+                <w:sz w:val="18"/>
+              </w:rPr>
+              <w:t>Пациент просит копию карты, снимки, справку</w:t>
+            </w:r>
+          </w:p>
+        </w:tc>
+        <w:tc>
+          <w:tcPr>
+            <w:tcW w:type="dxa" w:w="3628"/>
+          </w:tcPr>
+          <w:p>
+            <w:pPr>
+              <w:spacing w:after="0"/>
+            </w:pPr>
+            <w:r/>
+            <w:r>
+              <w:rPr>
+                <w:rFonts w:ascii="Times New Roman" w:hAnsi="Times New Roman" w:eastAsia="Times New Roman"/>
+                <w:b w:val="0"/>
+                <w:i w:val="0"/>
+                <w:sz w:val="18"/>
+              </w:rPr>
+              <w:t>Заявление о выдаче медицинских документов и справок</w:t>
+            </w:r>
+          </w:p>
+        </w:tc>
+        <w:tc>
+          <w:tcPr>
+            <w:tcW w:type="dxa" w:w="2268"/>
+          </w:tcPr>
+          <w:p>
+            <w:pPr>
+              <w:spacing w:after="0"/>
+            </w:pPr>
+            <w:r/>
+            <w:r>
+              <w:rPr>
+                <w:rFonts w:ascii="Times New Roman" w:hAnsi="Times New Roman" w:eastAsia="Times New Roman"/>
+                <w:b w:val="0"/>
+                <w:i w:val="0"/>
+                <w:sz w:val="18"/>
+              </w:rPr>
+              <w:t>Пациент (или представитель по доверенности), отметка о приёме — клиника</w:t>
+            </w:r>
+          </w:p>
+        </w:tc>
+        <w:tc>
+          <w:tcPr>
+            <w:tcW w:type="dxa" w:w="5669"/>
+          </w:tcPr>
+          <w:p>
+            <w:pPr>
+              <w:spacing w:after="0"/>
+            </w:pPr>
+            <w:r/>
+            <w:r>
+              <w:rPr>
+                <w:rFonts w:ascii="Times New Roman" w:hAnsi="Times New Roman" w:eastAsia="Times New Roman"/>
+                <w:b w:val="0"/>
+                <w:i w:val="0"/>
+                <w:sz w:val="18"/>
+              </w:rPr>
+              <w:t>Сведения о здоровье — врачебная тайна: без письменного заявления и проверки личности документы не выдаются (ст. 13 и ч. 5 ст. 22 № 323-ФЗ, приказ Минздрава № 1050н)</w:t>
+            </w:r>
+          </w:p>
+        </w:tc>
+      </w:tr>
+      <w:tr>
+        <w:trPr>
+          <w:trHeight w:val="340"/>
+        </w:trPr>
+        <w:tc>
+          <w:tcPr>
+            <w:tcW w:type="dxa" w:w="2154"/>
+          </w:tcPr>
+          <w:p>
+            <w:pPr>
+              <w:spacing w:after="0"/>
+            </w:pPr>
+            <w:r/>
+            <w:r>
+              <w:rPr>
+                <w:rFonts w:ascii="Times New Roman" w:hAnsi="Times New Roman" w:eastAsia="Times New Roman"/>
+                <w:b w:val="0"/>
+                <w:i w:val="0"/>
+                <w:sz w:val="18"/>
+              </w:rPr>
+              <w:t>Рентгенологическое исследование</w:t>
+            </w:r>
+          </w:p>
+        </w:tc>
+        <w:tc>
+          <w:tcPr>
+            <w:tcW w:type="dxa" w:w="3628"/>
+          </w:tcPr>
+          <w:p>
+            <w:pPr>
+              <w:spacing w:after="0"/>
+            </w:pPr>
+            <w:r/>
+            <w:r>
+              <w:rPr>
+                <w:rFonts w:ascii="Times New Roman" w:hAnsi="Times New Roman" w:eastAsia="Times New Roman"/>
+                <w:b w:val="0"/>
+                <w:i w:val="0"/>
+                <w:sz w:val="18"/>
+              </w:rPr>
+              <w:t>Лист учёта дозовых нагрузок (вклеить в карту 043/у)</w:t>
+            </w:r>
+          </w:p>
+        </w:tc>
+        <w:tc>
+          <w:tcPr>
+            <w:tcW w:type="dxa" w:w="2268"/>
+          </w:tcPr>
+          <w:p>
+            <w:pPr>
+              <w:spacing w:after="0"/>
+            </w:pPr>
+            <w:r/>
+            <w:r>
+              <w:rPr>
+                <w:rFonts w:ascii="Times New Roman" w:hAnsi="Times New Roman" w:eastAsia="Times New Roman"/>
+                <w:b w:val="0"/>
+                <w:i w:val="0"/>
+                <w:sz w:val="18"/>
+              </w:rPr>
+              <w:t>Заполняет работник, выполнивший снимок</w:t>
+            </w:r>
+          </w:p>
+        </w:tc>
+        <w:tc>
+          <w:tcPr>
+            <w:tcW w:type="dxa" w:w="5669"/>
+          </w:tcPr>
+          <w:p>
+            <w:pPr>
+              <w:spacing w:after="0"/>
+            </w:pPr>
+            <w:r/>
+            <w:r>
+              <w:rPr>
+                <w:rFonts w:ascii="Times New Roman" w:hAnsi="Times New Roman" w:eastAsia="Times New Roman"/>
+                <w:b w:val="0"/>
+                <w:i w:val="0"/>
+                <w:sz w:val="18"/>
+              </w:rPr>
+              <w:t>Доза регистрируется и по требованию сообщается пациенту (ст. 17 Федерального закона № 3-ФЗ)</w:t>
+            </w:r>
+          </w:p>
+        </w:tc>
+      </w:tr>
+      <w:tr>
+        <w:trPr>
+          <w:trHeight w:val="340"/>
+        </w:trPr>
+        <w:tc>
+          <w:tcPr>
+            <w:tcW w:type="dxa" w:w="2154"/>
+          </w:tcPr>
+          <w:p>
+            <w:pPr>
+              <w:spacing w:after="0"/>
+            </w:pPr>
+            <w:r/>
+            <w:r>
+              <w:rPr>
+                <w:rFonts w:ascii="Times New Roman" w:hAnsi="Times New Roman" w:eastAsia="Times New Roman"/>
+                <w:b w:val="0"/>
+                <w:i w:val="0"/>
+                <w:sz w:val="18"/>
+              </w:rPr>
+              <w:t>Пациент жалуется на результат лечения</w:t>
+            </w:r>
+          </w:p>
+        </w:tc>
+        <w:tc>
+          <w:tcPr>
+            <w:tcW w:type="dxa" w:w="3628"/>
+          </w:tcPr>
+          <w:p>
+            <w:pPr>
+              <w:spacing w:after="0"/>
+            </w:pPr>
+            <w:r/>
+            <w:r>
+              <w:rPr>
+                <w:rFonts w:ascii="Times New Roman" w:hAnsi="Times New Roman" w:eastAsia="Times New Roman"/>
+                <w:b w:val="0"/>
+                <w:i w:val="0"/>
+                <w:sz w:val="18"/>
+              </w:rPr>
+              <w:t>Акт осмотра результата оказанной услуги (обязательно)</w:t>
+            </w:r>
+          </w:p>
+        </w:tc>
+        <w:tc>
+          <w:tcPr>
+            <w:tcW w:type="dxa" w:w="2268"/>
+          </w:tcPr>
+          <w:p>
+            <w:pPr>
+              <w:spacing w:after="0"/>
+            </w:pPr>
+            <w:r/>
+            <w:r>
+              <w:rPr>
+                <w:rFonts w:ascii="Times New Roman" w:hAnsi="Times New Roman" w:eastAsia="Times New Roman"/>
+                <w:b w:val="0"/>
+                <w:i w:val="0"/>
+                <w:sz w:val="18"/>
+              </w:rPr>
+              <w:t>Пациент и врач</w:t>
+            </w:r>
+          </w:p>
+        </w:tc>
+        <w:tc>
+          <w:tcPr>
+            <w:tcW w:type="dxa" w:w="5669"/>
+          </w:tcPr>
+          <w:p>
+            <w:pPr>
+              <w:spacing w:after="0"/>
+            </w:pPr>
+            <w:r/>
+            <w:r>
+              <w:rPr>
+                <w:rFonts w:ascii="Times New Roman" w:hAnsi="Times New Roman" w:eastAsia="Times New Roman"/>
+                <w:b w:val="0"/>
+                <w:i w:val="0"/>
+                <w:sz w:val="18"/>
+              </w:rPr>
+              <w:t>Без осмотра и акта не доказать, по чьей вине возник недостаток; отказ пациента от осмотра тоже фиксируется в акте (пп. 6.6 и 8.5 договора)</w:t>
+            </w:r>
+          </w:p>
+        </w:tc>
+      </w:tr>
+      <w:tr>
+        <w:trPr>
+          <w:trHeight w:val="340"/>
+        </w:trPr>
+        <w:tc>
+          <w:tcPr>
+            <w:tcW w:type="dxa" w:w="2154"/>
+          </w:tcPr>
+          <w:p>
+            <w:pPr>
+              <w:spacing w:after="0"/>
+            </w:pPr>
+            <w:r/>
+            <w:r>
+              <w:rPr>
+                <w:rFonts w:ascii="Times New Roman" w:hAnsi="Times New Roman" w:eastAsia="Times New Roman"/>
+                <w:b w:val="0"/>
+                <w:i w:val="0"/>
+                <w:sz w:val="18"/>
+              </w:rPr>
+              <w:t>Поступила претензия или любое денежное требование</w:t>
+            </w:r>
+          </w:p>
+        </w:tc>
+        <w:tc>
+          <w:tcPr>
+            <w:tcW w:type="dxa" w:w="3628"/>
+          </w:tcPr>
+          <w:p>
+            <w:pPr>
+              <w:spacing w:after="0"/>
+            </w:pPr>
+            <w:r/>
+            <w:r>
+              <w:rPr>
+                <w:rFonts w:ascii="Times New Roman" w:hAnsi="Times New Roman" w:eastAsia="Times New Roman"/>
+                <w:b w:val="0"/>
+                <w:i w:val="0"/>
+                <w:sz w:val="18"/>
+              </w:rPr>
+              <w:t>Запись в журнале обращений в день поступления + Ответ на обращение (обязательно)</w:t>
+            </w:r>
+          </w:p>
+        </w:tc>
+        <w:tc>
+          <w:tcPr>
+            <w:tcW w:type="dxa" w:w="2268"/>
+          </w:tcPr>
+          <w:p>
+            <w:pPr>
+              <w:spacing w:after="0"/>
+            </w:pPr>
+            <w:r/>
+            <w:r>
+              <w:rPr>
+                <w:rFonts w:ascii="Times New Roman" w:hAnsi="Times New Roman" w:eastAsia="Times New Roman"/>
+                <w:b w:val="0"/>
+                <w:i w:val="0"/>
+                <w:sz w:val="18"/>
+              </w:rPr>
+              <w:t>Руководитель; ответ вручается под подпись или направляется письмом</w:t>
+            </w:r>
+          </w:p>
+        </w:tc>
+        <w:tc>
+          <w:tcPr>
+            <w:tcW w:type="dxa" w:w="5669"/>
+          </w:tcPr>
+          <w:p>
+            <w:pPr>
+              <w:spacing w:after="0"/>
+            </w:pPr>
+            <w:r/>
+            <w:r>
+              <w:rPr>
+                <w:rFonts w:ascii="Times New Roman" w:hAnsi="Times New Roman" w:eastAsia="Times New Roman"/>
+                <w:b w:val="0"/>
+                <w:i w:val="0"/>
+                <w:sz w:val="18"/>
+              </w:rPr>
+              <w:t>10 дней на ответ (ст. 31 ЗоЗПП). Просрочка — неустойка 3 % в день (ст. 28) и штраф 50 % от присуждённого (ч. 6 ст. 13)</w:t>
+            </w:r>
+          </w:p>
+        </w:tc>
+      </w:tr>
+      <w:tr>
+        <w:trPr>
+          <w:trHeight w:val="340"/>
+        </w:trPr>
+        <w:tc>
+          <w:tcPr>
+            <w:tcW w:type="dxa" w:w="2154"/>
+          </w:tcPr>
+          <w:p>
+            <w:pPr>
+              <w:spacing w:after="0"/>
+            </w:pPr>
+            <w:r/>
+            <w:r>
+              <w:rPr>
+                <w:rFonts w:ascii="Times New Roman" w:hAnsi="Times New Roman" w:eastAsia="Times New Roman"/>
+                <w:b w:val="0"/>
+                <w:i w:val="0"/>
+                <w:sz w:val="18"/>
+              </w:rPr>
+              <w:t>Конструкция готова / оплата просрочена / перерыв в лечении / нужен контрольный осмотр</w:t>
+            </w:r>
+          </w:p>
+        </w:tc>
+        <w:tc>
+          <w:tcPr>
+            <w:tcW w:type="dxa" w:w="3628"/>
+          </w:tcPr>
+          <w:p>
+            <w:pPr>
+              <w:spacing w:after="0"/>
+            </w:pPr>
+            <w:r/>
+            <w:r>
+              <w:rPr>
+                <w:rFonts w:ascii="Times New Roman" w:hAnsi="Times New Roman" w:eastAsia="Times New Roman"/>
+                <w:b w:val="0"/>
+                <w:i w:val="0"/>
+                <w:sz w:val="18"/>
+              </w:rPr>
+              <w:t>Уведомление пациенту</w:t>
+            </w:r>
+          </w:p>
+        </w:tc>
+        <w:tc>
+          <w:tcPr>
+            <w:tcW w:type="dxa" w:w="2268"/>
+          </w:tcPr>
+          <w:p>
+            <w:pPr>
+              <w:spacing w:after="0"/>
+            </w:pPr>
+            <w:r/>
+            <w:r>
+              <w:rPr>
+                <w:rFonts w:ascii="Times New Roman" w:hAnsi="Times New Roman" w:eastAsia="Times New Roman"/>
+                <w:b w:val="0"/>
+                <w:i w:val="0"/>
+                <w:sz w:val="18"/>
+              </w:rPr>
+              <w:t>Клиника; получение — подпись пациента либо отметка о направлении</w:t>
+            </w:r>
+          </w:p>
+        </w:tc>
+        <w:tc>
+          <w:tcPr>
+            <w:tcW w:type="dxa" w:w="5669"/>
+          </w:tcPr>
+          <w:p>
+            <w:pPr>
+              <w:spacing w:after="0"/>
+            </w:pPr>
+            <w:r/>
+            <w:r>
+              <w:rPr>
+                <w:rFonts w:ascii="Times New Roman" w:hAnsi="Times New Roman" w:eastAsia="Times New Roman"/>
+                <w:b w:val="0"/>
+                <w:i w:val="0"/>
+                <w:sz w:val="18"/>
+              </w:rPr>
+              <w:t>Фиксирует дату, от которой считаются сроки договора: хранение конструкции 6 месяцев (п. 2.9), приостановка (п. 4.9), пересмотр плана (п. 3.5), условие гарантии (п. 6.3)</w:t>
+            </w:r>
+          </w:p>
+        </w:tc>
+      </w:tr>
+      <w:tr>
+        <w:trPr>
+          <w:trHeight w:val="340"/>
+        </w:trPr>
+        <w:tc>
+          <w:tcPr>
+            <w:tcW w:type="dxa" w:w="2154"/>
+          </w:tcPr>
+          <w:p>
+            <w:pPr>
+              <w:spacing w:after="0"/>
+            </w:pPr>
+            <w:r/>
+            <w:r>
+              <w:rPr>
+                <w:rFonts w:ascii="Times New Roman" w:hAnsi="Times New Roman" w:eastAsia="Times New Roman"/>
+                <w:b w:val="0"/>
+                <w:i w:val="0"/>
+                <w:sz w:val="18"/>
+              </w:rPr>
+              <w:t>Приём работника на работу</w:t>
+            </w:r>
+          </w:p>
+        </w:tc>
+        <w:tc>
+          <w:tcPr>
+            <w:tcW w:type="dxa" w:w="3628"/>
+          </w:tcPr>
+          <w:p>
+            <w:pPr>
+              <w:spacing w:after="0"/>
+            </w:pPr>
+            <w:r/>
+            <w:r>
+              <w:rPr>
+                <w:rFonts w:ascii="Times New Roman" w:hAnsi="Times New Roman" w:eastAsia="Times New Roman"/>
+                <w:b w:val="0"/>
+                <w:i w:val="0"/>
+                <w:sz w:val="18"/>
+              </w:rPr>
+              <w:t>Обязательство о неразглашении врачебной тайны и персональных данных (обязательно)</w:t>
+            </w:r>
+          </w:p>
+        </w:tc>
+        <w:tc>
+          <w:tcPr>
+            <w:tcW w:type="dxa" w:w="2268"/>
+          </w:tcPr>
+          <w:p>
+            <w:pPr>
+              <w:spacing w:after="0"/>
+            </w:pPr>
+            <w:r/>
+            <w:r>
+              <w:rPr>
+                <w:rFonts w:ascii="Times New Roman" w:hAnsi="Times New Roman" w:eastAsia="Times New Roman"/>
+                <w:b w:val="0"/>
+                <w:i w:val="0"/>
+                <w:sz w:val="18"/>
+              </w:rPr>
+              <w:t>Работник и ответственный за обработку персональных данных</w:t>
+            </w:r>
+          </w:p>
+        </w:tc>
+        <w:tc>
+          <w:tcPr>
+            <w:tcW w:type="dxa" w:w="5669"/>
+          </w:tcPr>
+          <w:p>
+            <w:pPr>
+              <w:spacing w:after="0"/>
+            </w:pPr>
+            <w:r/>
+            <w:r>
+              <w:rPr>
+                <w:rFonts w:ascii="Times New Roman" w:hAnsi="Times New Roman" w:eastAsia="Times New Roman"/>
+                <w:b w:val="0"/>
+                <w:i w:val="0"/>
+                <w:sz w:val="18"/>
+              </w:rPr>
+              <w:t>Допуск к данным только после подписания; обязательство действует и после увольнения (ч. 2 ст. 13 № 323-ФЗ, ч. 1 ст. 19 № 152-ФЗ)</w:t>
+            </w:r>
+          </w:p>
+        </w:tc>
+      </w:tr>
     </w:tbl>
     <w:p>
       <w:pPr>
@@ -1697,6 +2207,30 @@
           <w:sz w:val="20"/>
         </w:rPr>
         <w:t>Наименование, адрес, ОГРН, ИНН, режим работы, адрес сайта.</w:t>
+      </w:r>
+    </w:p>
+    <w:p>
+      <w:pPr>
+        <w:spacing w:after="40"/>
+        <w:ind w:left="454" w:hanging="227"/>
+      </w:pPr>
+      <w:r>
+        <w:rPr>
+          <w:rFonts w:ascii="Times New Roman" w:hAnsi="Times New Roman" w:eastAsia="Times New Roman"/>
+          <w:b w:val="0"/>
+          <w:i w:val="0"/>
+          <w:sz w:val="20"/>
+        </w:rPr>
+        <w:t xml:space="preserve">— </w:t>
+      </w:r>
+      <w:r>
+        <w:rPr>
+          <w:rFonts w:ascii="Times New Roman" w:hAnsi="Times New Roman" w:eastAsia="Times New Roman"/>
+          <w:b w:val="0"/>
+          <w:i w:val="0"/>
+          <w:sz w:val="20"/>
+        </w:rPr>
+        <w:t>Политика в отношении обработки персональных данных — на сайте в свободном доступе (ч. 2 ст. 18.1 Федерального закона № 152-ФЗ).</w:t>
       </w:r>
     </w:p>
     <w:p>
@@ -1967,6 +2501,102 @@
           <w:i w:val="0"/>
           <w:sz w:val="20"/>
         </w:rPr>
+        <w:t>Претензия пролежала «до понедельника»: 10 дней считаются со дня предъявления, а не со дня, когда её увидел руководитель.</w:t>
+      </w:r>
+    </w:p>
+    <w:p>
+      <w:pPr>
+        <w:spacing w:after="40"/>
+        <w:ind w:left="454" w:hanging="227"/>
+      </w:pPr>
+      <w:r>
+        <w:rPr>
+          <w:rFonts w:ascii="Times New Roman" w:hAnsi="Times New Roman" w:eastAsia="Times New Roman"/>
+          <w:b w:val="0"/>
+          <w:i w:val="0"/>
+          <w:sz w:val="20"/>
+        </w:rPr>
+        <w:t xml:space="preserve">— </w:t>
+      </w:r>
+      <w:r>
+        <w:rPr>
+          <w:rFonts w:ascii="Times New Roman" w:hAnsi="Times New Roman" w:eastAsia="Times New Roman"/>
+          <w:b w:val="0"/>
+          <w:i w:val="0"/>
+          <w:sz w:val="20"/>
+        </w:rPr>
+        <w:t>Копию медицинской карты выдали по звонку или родственнику без доверенности — это разглашение врачебной тайны.</w:t>
+      </w:r>
+    </w:p>
+    <w:p>
+      <w:pPr>
+        <w:spacing w:after="40"/>
+        <w:ind w:left="454" w:hanging="227"/>
+      </w:pPr>
+      <w:r>
+        <w:rPr>
+          <w:rFonts w:ascii="Times New Roman" w:hAnsi="Times New Roman" w:eastAsia="Times New Roman"/>
+          <w:b w:val="0"/>
+          <w:i w:val="0"/>
+          <w:sz w:val="20"/>
+        </w:rPr>
+        <w:t xml:space="preserve">— </w:t>
+      </w:r>
+      <w:r>
+        <w:rPr>
+          <w:rFonts w:ascii="Times New Roman" w:hAnsi="Times New Roman" w:eastAsia="Times New Roman"/>
+          <w:b w:val="0"/>
+          <w:i w:val="0"/>
+          <w:sz w:val="20"/>
+        </w:rPr>
+        <w:t>Клиника не подала в Роскомнадзор уведомление об обработке персональных данных и не опубликовала Политику на сайте: это отдельные нарушения, штраф не зависит от того, были ли жалобы пациентов.</w:t>
+      </w:r>
+    </w:p>
+    <w:p>
+      <w:pPr>
+        <w:spacing w:after="40"/>
+        <w:ind w:left="454" w:hanging="227"/>
+      </w:pPr>
+      <w:r>
+        <w:rPr>
+          <w:rFonts w:ascii="Times New Roman" w:hAnsi="Times New Roman" w:eastAsia="Times New Roman"/>
+          <w:b w:val="0"/>
+          <w:i w:val="0"/>
+          <w:sz w:val="20"/>
+        </w:rPr>
+        <w:t xml:space="preserve">— </w:t>
+      </w:r>
+      <w:r>
+        <w:rPr>
+          <w:rFonts w:ascii="Times New Roman" w:hAnsi="Times New Roman" w:eastAsia="Times New Roman"/>
+          <w:b w:val="0"/>
+          <w:i w:val="0"/>
+          <w:sz w:val="20"/>
+        </w:rPr>
+        <w:t>Пациенту переделали работу в другой клинике, а нас на осмотр не позвали и акт не составили — доказывать причину недостатка будет нечем.</w:t>
+      </w:r>
+    </w:p>
+    <w:p>
+      <w:pPr>
+        <w:spacing w:after="40"/>
+        <w:ind w:left="454" w:hanging="227"/>
+      </w:pPr>
+      <w:r>
+        <w:rPr>
+          <w:rFonts w:ascii="Times New Roman" w:hAnsi="Times New Roman" w:eastAsia="Times New Roman"/>
+          <w:b w:val="0"/>
+          <w:i w:val="0"/>
+          <w:sz w:val="20"/>
+        </w:rPr>
+        <w:t xml:space="preserve">— </w:t>
+      </w:r>
+      <w:r>
+        <w:rPr>
+          <w:rFonts w:ascii="Times New Roman" w:hAnsi="Times New Roman" w:eastAsia="Times New Roman"/>
+          <w:b w:val="0"/>
+          <w:i w:val="0"/>
+          <w:sz w:val="20"/>
+        </w:rPr>
         <w:t>Согласие получено «пакетом» внутри договора: согласие на обработку персональных данных должно быть отдельным документом (ч. 1 ст. 9 № 152-ФЗ).</w:t>
       </w:r>
     </w:p>
@@ -2164,7 +2794,7 @@
     </w:p>
     <w:sectPr>
       <w:footerReference w:type="default" r:id="rId9"/>
-      <w:pgSz w:w="15840" w:h="12240" w:orient="landscape"/>
+      <w:pgSz w:w="16838" w:h="11906" w:orient="landscape"/>
       <w:pgMar w:top="794" w:right="794" w:bottom="680" w:left="794" w:header="720" w:footer="720" w:gutter="0"/>
       <w:cols w:space="720"/>
       <w:docGrid w:linePitch="360"/>

--- a/_materials/dogovor-pacienta/out/Памятка-администратору-какой-документ-когда.docx
+++ b/_materials/dogovor-pacienta/out/Памятка-администратору-какой-документ-когда.docx
@@ -663,7 +663,7 @@
                 <w:i w:val="0"/>
                 <w:sz w:val="18"/>
               </w:rPr>
-              <w:t>Согласие на информирование третьих лиц</w:t>
+              <w:t>Кому сообщать сведения о лечении — вписывается в ИДС, отдельного бланка НЕТ</w:t>
             </w:r>
           </w:p>
         </w:tc>
@@ -683,7 +683,7 @@
                 <w:i w:val="0"/>
                 <w:sz w:val="18"/>
               </w:rPr>
-              <w:t>Пациент</w:t>
+              <w:t>Пациент (в том же ИДС)</w:t>
             </w:r>
           </w:p>
         </w:tc>
@@ -703,7 +703,7 @@
                 <w:i w:val="0"/>
                 <w:sz w:val="18"/>
               </w:rPr>
-              <w:t>Позволяет сообщать сведения супругу, родственнику или плательщику</w:t>
+              <w:t>Строка «сведения о лице, которому может быть передана информация» есть в самом ИДС (п. 5 ч. 5 ст. 19 № 323-ФЗ) — второй документ не нужен</w:t>
             </w:r>
           </w:p>
         </w:tc>
@@ -813,7 +813,7 @@
                 <w:i w:val="0"/>
                 <w:sz w:val="18"/>
               </w:rPr>
-              <w:t>Перед вмешательством по направлению</w:t>
+              <w:t>Перед хирургией, имплантацией, протезированием, ортодонтией, отбеливанием (обязательно)</w:t>
             </w:r>
           </w:p>
         </w:tc>
@@ -2182,6 +2182,205 @@
           <w:i w:val="0"/>
           <w:sz w:val="22"/>
         </w:rPr>
+        <w:t>Первичный приём: минимум подписей</w:t>
+      </w:r>
+    </w:p>
+    <w:p>
+      <w:pPr>
+        <w:spacing w:after="40"/>
+        <w:ind w:left="454" w:hanging="227"/>
+      </w:pPr>
+      <w:r>
+        <w:rPr>
+          <w:rFonts w:ascii="Times New Roman" w:hAnsi="Times New Roman" w:eastAsia="Times New Roman"/>
+          <w:b w:val="0"/>
+          <w:i w:val="0"/>
+          <w:sz w:val="20"/>
+        </w:rPr>
+        <w:t xml:space="preserve">— </w:t>
+      </w:r>
+      <w:r>
+        <w:rPr>
+          <w:rFonts w:ascii="Times New Roman" w:hAnsi="Times New Roman" w:eastAsia="Times New Roman"/>
+          <w:b w:val="0"/>
+          <w:i w:val="0"/>
+          <w:sz w:val="20"/>
+        </w:rPr>
+        <w:t>Обязательно и всегда — ТРИ документа: договор (одна подпись), ИДС (одна подпись), анкета о здоровье в медицинской карте (одна подпись). Этого достаточно, чтобы законно принять пациента и начать диагностику.</w:t>
+      </w:r>
+    </w:p>
+    <w:p>
+      <w:pPr>
+        <w:spacing w:after="40"/>
+        <w:ind w:left="454" w:hanging="227"/>
+      </w:pPr>
+      <w:r>
+        <w:rPr>
+          <w:rFonts w:ascii="Times New Roman" w:hAnsi="Times New Roman" w:eastAsia="Times New Roman"/>
+          <w:b w:val="0"/>
+          <w:i w:val="0"/>
+          <w:sz w:val="20"/>
+        </w:rPr>
+        <w:t xml:space="preserve">— </w:t>
+      </w:r>
+      <w:r>
+        <w:rPr>
+          <w:rFonts w:ascii="Times New Roman" w:hAnsi="Times New Roman" w:eastAsia="Times New Roman"/>
+          <w:b w:val="0"/>
+          <w:i w:val="0"/>
+          <w:sz w:val="20"/>
+        </w:rPr>
+        <w:t>Осмотр, снимок, профгигиена, анестезия, лечение кариеса и каналов в день обращения покрыты частью 2 того же ИДС — отдельный бланк по виду лечения для них не нужен.</w:t>
+      </w:r>
+    </w:p>
+    <w:p>
+      <w:pPr>
+        <w:spacing w:after="40"/>
+        <w:ind w:left="454" w:hanging="227"/>
+      </w:pPr>
+      <w:r>
+        <w:rPr>
+          <w:rFonts w:ascii="Times New Roman" w:hAnsi="Times New Roman" w:eastAsia="Times New Roman"/>
+          <w:b w:val="0"/>
+          <w:i w:val="0"/>
+          <w:sz w:val="20"/>
+        </w:rPr>
+        <w:t xml:space="preserve">— </w:t>
+      </w:r>
+      <w:r>
+        <w:rPr>
+          <w:rFonts w:ascii="Times New Roman" w:hAnsi="Times New Roman" w:eastAsia="Times New Roman"/>
+          <w:b w:val="0"/>
+          <w:i w:val="0"/>
+          <w:sz w:val="20"/>
+        </w:rPr>
+        <w:t>Отдельное ИДС по виду лечения берётся только перед хирургией, имплантацией и костной пластикой, протезированием, ортодонтией и отбеливанием — там риски разъясняются подробно, и именно этот бланк защищает клинику в споре.</w:t>
+      </w:r>
+    </w:p>
+    <w:p>
+      <w:pPr>
+        <w:spacing w:after="40"/>
+        <w:ind w:left="454" w:hanging="227"/>
+      </w:pPr>
+      <w:r>
+        <w:rPr>
+          <w:rFonts w:ascii="Times New Roman" w:hAnsi="Times New Roman" w:eastAsia="Times New Roman"/>
+          <w:b w:val="0"/>
+          <w:i w:val="0"/>
+          <w:sz w:val="20"/>
+        </w:rPr>
+        <w:t xml:space="preserve">— </w:t>
+      </w:r>
+      <w:r>
+        <w:rPr>
+          <w:rFonts w:ascii="Times New Roman" w:hAnsi="Times New Roman" w:eastAsia="Times New Roman"/>
+          <w:b w:val="0"/>
+          <w:i w:val="0"/>
+          <w:sz w:val="20"/>
+        </w:rPr>
+        <w:t>Кому можно сообщать сведения о лечении (супруг, взрослый ребёнок, плательщик) — вписывается в строку ИДС. Отдельного согласия на это НЕТ.</w:t>
+      </w:r>
+    </w:p>
+    <w:p>
+      <w:pPr>
+        <w:spacing w:after="40"/>
+        <w:ind w:left="454" w:hanging="227"/>
+      </w:pPr>
+      <w:r>
+        <w:rPr>
+          <w:rFonts w:ascii="Times New Roman" w:hAnsi="Times New Roman" w:eastAsia="Times New Roman"/>
+          <w:b w:val="0"/>
+          <w:i w:val="0"/>
+          <w:sz w:val="20"/>
+        </w:rPr>
+        <w:t xml:space="preserve">— </w:t>
+      </w:r>
+      <w:r>
+        <w:rPr>
+          <w:rFonts w:ascii="Times New Roman" w:hAnsi="Times New Roman" w:eastAsia="Times New Roman"/>
+          <w:b w:val="0"/>
+          <w:i w:val="0"/>
+          <w:sz w:val="20"/>
+        </w:rPr>
+        <w:t>По желанию и только если пациент сам согласен — два бланка: согласие на обработку персональных данных (напоминания и рассылки) и согласие на съёмку и публикацию. Оба необязательные: отказ не влияет ни на приём, ни на лечение, навязывать их нельзя.</w:t>
+      </w:r>
+    </w:p>
+    <w:p>
+      <w:pPr>
+        <w:spacing w:after="40"/>
+        <w:ind w:left="454" w:hanging="227"/>
+      </w:pPr>
+      <w:r>
+        <w:rPr>
+          <w:rFonts w:ascii="Times New Roman" w:hAnsi="Times New Roman" w:eastAsia="Times New Roman"/>
+          <w:b w:val="0"/>
+          <w:i w:val="0"/>
+          <w:sz w:val="20"/>
+        </w:rPr>
+        <w:t xml:space="preserve">— </w:t>
+      </w:r>
+      <w:r>
+        <w:rPr>
+          <w:rFonts w:ascii="Times New Roman" w:hAnsi="Times New Roman" w:eastAsia="Times New Roman"/>
+          <w:b w:val="0"/>
+          <w:i w:val="0"/>
+          <w:sz w:val="20"/>
+        </w:rPr>
+        <w:t>План лечения подписывается после диагностики, а не на входе: договор рамочный и этого не требует.</w:t>
+      </w:r>
+    </w:p>
+    <w:p>
+      <w:pPr>
+        <w:spacing w:after="40"/>
+        <w:ind w:left="454" w:hanging="227"/>
+      </w:pPr>
+      <w:r>
+        <w:rPr>
+          <w:rFonts w:ascii="Times New Roman" w:hAnsi="Times New Roman" w:eastAsia="Times New Roman"/>
+          <w:b w:val="0"/>
+          <w:i w:val="0"/>
+          <w:sz w:val="20"/>
+        </w:rPr>
+        <w:t xml:space="preserve">— </w:t>
+      </w:r>
+      <w:r>
+        <w:rPr>
+          <w:rFonts w:ascii="Times New Roman" w:hAnsi="Times New Roman" w:eastAsia="Times New Roman"/>
+          <w:b w:val="0"/>
+          <w:i w:val="0"/>
+          <w:sz w:val="20"/>
+        </w:rPr>
+        <w:t>Не давать пациенту бланк «на всякий случай»: лишняя подпись не усиливает защиту клиники, а время приёма съедает и раздражает.</w:t>
+      </w:r>
+    </w:p>
+    <w:p>
+      <w:pPr>
+        <w:keepNext w:val="0"/>
+        <w:spacing w:after="120"/>
+        <w:jc w:val="both"/>
+      </w:pPr>
+      <w:r>
+        <w:rPr>
+          <w:rFonts w:ascii="Times New Roman" w:hAnsi="Times New Roman" w:eastAsia="Times New Roman"/>
+          <w:b w:val="0"/>
+          <w:i w:val="0"/>
+          <w:sz w:val="21"/>
+        </w:rPr>
+      </w:r>
+    </w:p>
+    <w:p>
+      <w:pPr>
+        <w:keepNext/>
+        <w:spacing w:after="60"/>
+        <w:jc w:val="left"/>
+      </w:pPr>
+      <w:r>
+        <w:rPr>
+          <w:rFonts w:ascii="Times New Roman" w:hAnsi="Times New Roman" w:eastAsia="Times New Roman"/>
+          <w:b/>
+          <w:i w:val="0"/>
+          <w:sz w:val="22"/>
+        </w:rPr>
         <w:t>Что должно быть на стенде и на сайте</w:t>
       </w:r>
     </w:p>
